--- a/hin/docx/62.content.docx
+++ b/hin/docx/62.content.docx
@@ -136,13 +136,6 @@
         <w:rPr>
           <w:lang w:val="hi_IN" w:bidi="hi_IN"/>
         </w:rPr>
-      </w:r>
-      <w:r>
-        <w:rPr>
-          <w:i/>
-          <w:lang w:val="hi_IN" w:bidi="hi_IN"/>
-        </w:rPr>
-        <w:t>1 यूहन्ना 1:1, 1 यूहन्ना 1:2, 1 यूहन्ना 1:3, 1 यूहन्ना 1:3 (#2), 1 यूहन्ना 1:5, 1 यूहन्ना 1:6, 1 यूहन्ना 1:7, 1 यूहन्ना 1:8, 1 यूहन्ना 1:9, 1 यूहन्ना 2:2, 1 यूहन्ना 2:3, 1 यूहन्ना 2:4, 1 यूहन्ना 2:6, 1 यूहन्ना 2:9, 1 यूहन्ना 2:11, 1 यूहन्ना 2:12, 1 यूहन्ना 2:15, 1 यूहन्ना 2:16, 1 यूहन्ना 2:18, 1 यूहन्ना 2:18 (#2), 1 यूहन्ना 2:22, 1 यूहन्ना 2:23, 1 यूहन्ना 2:24, 1 यूहन्ना 2:25, 1 यूहन्ना 2:28, 1 यूहन्ना 3:1, 1 यूहन्ना 3:2, 1 यूहन्ना 3:3, 1 यूहन्ना 3:5, 1 यूहन्ना 3:6, 1 यूहन्ना 3:8, 1 यूहन्ना 3:9, 1 यूहन्ना 3:10, 1 यूहन्ना 3:11, 1 यूहन्ना 3:12, 1 यूहन्ना 3:13, 1 यूहन्ना 3:14, 1 यूहन्ना 3:16, 1 यूहन्ना 3:17, 1 यूहन्ना 3:18, 1 यूहन्ना 3:18 (#2), 1 यूहन्ना 3:21, 1 यूहन्ना 3:23, 1 यूहन्ना 3:24, 1 यूहन्ना 4:1, 1 यूहन्ना 4:2, 1 यूहन्ना 4:3, 1 यूहन्ना 4:4, 1 यूहन्ना 4:7, 1 यूहन्ना 4:8, 1 यूहन्ना 4:9, 1 यूहन्ना 4:9 (#2), 1 यूहन्ना 4:15, 1 यूहन्ना 4:17, 1 यूहन्ना 4:19, 1 यूहन्ना 4:20, 1 यूहन्ना 4:21, 1 यूहन्ना 5:3, 1 यूहन्ना 5:4, 1 यूहन्ना 5:6, 1 यूहन्ना 5:8, 1 यूहन्ना 5:10, 1 यूहन्ना 5:11, 1 यूहन्ना 5:14, 1 यूहन्ना 5:16, 1 यूहन्ना 5:17, 1 यूहन्ना 5:19, 1 यूहन्ना 5:20, 1 यूहन्ना 5:21</w:t>
       </w:r>
       <w:r>
         <w:rPr>

--- a/hin/docx/62.content.docx
+++ b/hin/docx/62.content.docx
@@ -123,19 +123,6 @@
           <w:lang w:val="hi_IN" w:bidi="hi_IN"/>
         </w:rPr>
         <w:t>1JN</w:t>
-      </w:r>
-      <w:r>
-        <w:rPr>
-          <w:lang w:val="hi_IN" w:bidi="hi_IN"/>
-        </w:rPr>
-      </w:r>
-    </w:p>
-    <w:p>
-      <w:pPr/>
-      <w:r>
-        <w:rPr>
-          <w:lang w:val="hi_IN" w:bidi="hi_IN"/>
-        </w:rPr>
       </w:r>
       <w:r>
         <w:rPr>

--- a/hin/docx/62.content.docx
+++ b/hin/docx/62.content.docx
@@ -19,7 +19,7 @@
         <w:rPr>
           <w:lang w:val="hi_IN" w:bidi="hi_IN"/>
         </w:rPr>
-        <w:t>Resource: अनुवाद प्रश्न (unfoldingWord)</w:t>
+        <w:t>Resource: unfoldingWord® Translation Questions</w:t>
       </w:r>
       <w:r>
         <w:rPr>
@@ -85,7 +85,7 @@
         <w:rPr>
           <w:lang w:val="hi_IN" w:bidi="hi_IN"/>
         </w:rPr>
-        <w:t>अनुवाद प्रश्न (unfoldingWord)</w:t>
+        <w:t>unfoldingWord® Translation Questions</w:t>
       </w:r>
     </w:p>
     <w:p>
